--- a/example_articles/us_region/West/6.us_region_West_Other_publisher.docx
+++ b/example_articles/us_region/West/6.us_region_West_Other_publisher.docx
@@ -27,17 +27,17 @@
     </w:p>
     <w:p>
       <w:r>
-        <w:t>Source File: Other publishers/Files (500) (21).DOCX</w:t>
+        <w:t>Source file: Other publishers/Files (500) (21).DOCX</w:t>
       </w:r>
     </w:p>
     <w:p>
       <w:r>
-        <w:t>Raw locations result: ['California']</w:t>
+        <w:t>Raw locations result, 'locations': ['California']</w:t>
       </w:r>
     </w:p>
     <w:p>
       <w:r>
-        <w:t>us_region_stand_flat (Standardized): West</w:t>
+        <w:t>Standardized locations result, 'us_region_stand_flat': West</w:t>
       </w:r>
     </w:p>
     <w:p>

--- a/example_articles/us_region/West/6.us_region_West_Other_publisher.docx
+++ b/example_articles/us_region/West/6.us_region_West_Other_publisher.docx
@@ -7,7 +7,7 @@
         <w:pStyle w:val="Heading1"/>
       </w:pPr>
       <w:r>
-        <w:t>German 'disgrace' takes 3 lives // Hate killing of Turks stun town</w:t>
+        <w:t>'Radio Flyer' cruises to a crash landing</w:t>
       </w:r>
     </w:p>
     <w:p>
@@ -17,17 +17,17 @@
     </w:p>
     <w:p>
       <w:r>
-        <w:t>Date: 1992-11-24</w:t>
+        <w:t>Date: 1992-02-21</w:t>
       </w:r>
     </w:p>
     <w:p>
       <w:r>
-        <w:t>Section: NEWS; Pg. 4A</w:t>
+        <w:t>Section: LIFE; Pg. 5D</w:t>
       </w:r>
     </w:p>
     <w:p>
       <w:r>
-        <w:t>Source file: Other publishers/Files (500) (21).DOCX</w:t>
+        <w:t>Source file: Other publishers/Files (500) (9).DOCX</w:t>
       </w:r>
     </w:p>
     <w:p>
@@ -49,45 +49,41 @@
     </w:p>
     <w:p>
       <w:r>
-        <w:t>Bahide Arslan was the matriarch of a sprawling Turkish family woven so tightly in the fabric of this tidy west German town that even the Germans sometimes called her ''Mama.''</w:t>
+        <w:t>Radio Flyer hitches its little red wagon to the serene highs and scary lows of being a child. Collecting soda bottles, chasing frogs, seeing a double feature 12 times - that's the stuff of boyhood dreams circa 1969.</w:t>
         <w:br/>
-        <w:t>But rightist hatred cut the heart out of the Arslan family - and took a piece of this town with it.</w:t>
+        <w:t>The monster stepfather with an empty six-pack and a piece of whipping cord - that's a nightmare circa anytime.</w:t>
         <w:br/>
-        <w:t>Early Monday, thugs torched the yellow, three-story stone house the prosperous Arslans had peacefully and happily occupied for nearly three decades. Bahide Arslan, 51, died as she lay atop a grandson, protecting him from the smoke and flames.</w:t>
+        <w:t>While far from perfect, this handsome, mock-nostalgic journey overcomes most bumps before hitting a huge barrier. Its fantasy ending is more appropriate to Peter Pan than a serious look at abuse.</w:t>
         <w:br/>
-        <w:t>Another child, granddaughter Yeliz Arslan, 10, died in the blaze, along with 14-year-old Ayse Yilmaz, a visiting relative from Turkey. Six other family members were hospitalized.</w:t>
+        <w:t>But Flyer has at least two small pleasures: Elijah Wood (Avalon) as older brother Mikey and Joseph Mazzello (Presumed Innocent) as Bobby. Potent kid- chemistry can make up for the iffiest moments.</w:t>
         <w:br/>
-        <w:t>Moments later, fire broke out at another large home nearby that houses Turkish families. Three people were hurt, but they all survived, including a man who threw a mattress to the ground before dropping his child from three stories up.</w:t>
+        <w:t>In an intrusive flashback narrative, the adult Mike (an unbilled Tom Hanks) tells his two sons about how he and his brother began a new life in small-town California with their divorced mom (Lorraine Bracco, who sinks easily into her working-class role) and faithful German shepherd.</w:t>
         <w:br/>
-        <w:t>An anonymous caller told police two houses were burning, signing off with a ''Heil Hitler.''</w:t>
+        <w:t>Then ''the King'' arrives. Not Elvis, but a surly welder (Adam Baldwin) who marries their mother. He's the kind of man who needs a victim, and that victim is Bobby. The boys vow to keep the beatings a secret and devise an escape using Bobby's Red Flyer wagon.</w:t>
         <w:br/>
-        <w:t>The attack spurred spontaneous rallies in Germany as hundreds of Berlin demonstrators - and hundreds more in Moelln - protested in solidarity with foreigners. About 1,000 leftist radicals and young Turks went on a rampage in the working-class district of Kreuzberg. Chancellor Helmut Kohl called the killings ''a horrible experience and a disgrace.''</w:t>
+        <w:t>There are funny, warm moments such as the dangers of singing The Name Game using Buck: ''Buck, Buck, bo - oops!'' The shadowy scenes leading up to the violence are eerily done from a child's-eye view. But Hanks drones on and on about ''the Big Idea'' the boys are cooking up. Nothing short of the space shuttle could live up to the billing.</w:t>
         <w:br/>
-        <w:t>Moelln, a town of 18,000 people 25 miles east of Hamburg, was stunned by the violence. Residents were angry and ashamed. Chief federal prosecutor Alexander von Stahl took over the murder investigation.</w:t>
+        <w:t>The credits wisely end with an abuse hot line number. Too bad movies can't fly on good intentions alone.</w:t>
         <w:br/>
-        <w:t>The Arslans came here as ''guest workers'' and built a prosperous life. They ran a small restaurant on the main street of Moelln and worked at a variety of local jobs.</w:t>
+        <w:t xml:space="preserve"> Radio Flyer</w:t>
         <w:br/>
-        <w:t>Wolfgang Stapelfeldt, 41, has employed many of the Arslans, including the slain woman, at his clothing recycling business outside town.</w:t>
+        <w:t>## (out of four)</w:t>
         <w:br/>
-        <w:t>''She was a wise woman, very commanding. Everybody called her Mama,'' said a tearful Stapelfeldt, who spent much of the day commiserating with family members and his employees.</w:t>
+        <w:t>Elijah Wood … Mike</w:t>
         <w:br/>
-        <w:t>''It shames me as a German,'' Stapelfeldt said. ''I am ashamed of what the world thinks of us. This is a small group of bad people; they are young and cruel,'' he said of rightist radicals.</w:t>
+        <w:t>Joseph Mazzello … Bobby</w:t>
         <w:br/>
-        <w:t>Others could scarcely believe that three people could be so wantonly slain.</w:t>
+        <w:t>Lorraine Bracco … Mary</w:t>
         <w:br/>
-        <w:t>''I lived here for 18 years, and there have been no problems,'' said Richie Demircan, 29, a Turk who works in the Arslan restaurant, located in the charming, historic center of this clean, picturesque city.</w:t>
+        <w:t>Adam Baldwin … The King</w:t>
         <w:br/>
-        <w:t>Others vow revenge.</w:t>
-        <w:br/>
-        <w:t>Said Aly Kaya, 22, one of Bahide Arslan's sons-in-law: ''They took three of ours. Now we will take three of theirs.'' Moments later he ran up the street where a group of other Turks had confronted a German youngster. Kaya slugged the youth in the face, and the German fled.</w:t>
-        <w:br/>
-        <w:t>''He is with the rightist scene here,'' Kaya said. ''I know he knows something.''</w:t>
+        <w:t>A Columbia Pictures release. Produced by Lauren Shuler-Donner. Directed by Richard Donner. Written by David Mickey Evans. In theaters nationally. Rated PG-13 (violence against children, pets).</w:t>
         <w:br/>
         <w:br/>
         <w:t>Notes</w:t>
         <w:br/>
         <w:br/>
-        <w:t>WASHINGTON AND THE WORLD; Mark Fritz writes for The Associated Press.</w:t>
+        <w:t>MOVIE REVIEWS;</w:t>
         <w:br/>
         <w:br/>
         <w:t>Graphic</w:t>
@@ -95,11 +91,11 @@
         <w:br/>
         <w:t xml:space="preserve"> </w:t>
         <w:br/>
-        <w:t>GRAPHIC, b/w, Marty Baumann, USA TODAY (Map, Germany); PHOTO, b/w, Christian Eggers, AP</w:t>
+        <w:t>EAR PHOTO; color, John Shannon; PHOTO; color, John Shannon</w:t>
         <w:br/>
         <w:t xml:space="preserve"> </w:t>
         <w:br/>
-        <w:t>CUTLINE: MOURNING: A girl lays flowers outside an apartment building in Moelln, Germany, one of two buildings firebombed by rightists early Monday. Three Turks died in the attacks.</w:t>
+        <w:t>CUTLINE: LORRAINE BRACCO: A working-class mom in 'Radio Flyer.' CUTLINE: 'FLYER' FAMILY: Lorraine Bracco is the mom of Elijah Wood, left, and Joseph Mazzello, who are tormented by their stepfather.</w:t>
       </w:r>
     </w:p>
     <w:sectPr>

--- a/example_articles/us_region/West/6.us_region_West_Other_publisher.docx
+++ b/example_articles/us_region/West/6.us_region_West_Other_publisher.docx
@@ -7,7 +7,7 @@
         <w:pStyle w:val="Heading1"/>
       </w:pPr>
       <w:r>
-        <w:t>'Radio Flyer' cruises to a crash landing</w:t>
+        <w:t>Blinded by SI's swimsuit journalism</w:t>
       </w:r>
     </w:p>
     <w:p>
@@ -17,17 +17,17 @@
     </w:p>
     <w:p>
       <w:r>
-        <w:t>Date: 1992-02-21</w:t>
+        <w:t>Date: 1995-02-16</w:t>
       </w:r>
     </w:p>
     <w:p>
       <w:r>
-        <w:t>Section: LIFE; Pg. 5D</w:t>
+        <w:t>Section: ARTS &amp; ENTERTAINMENT,; MAGAZINES</w:t>
       </w:r>
     </w:p>
     <w:p>
       <w:r>
-        <w:t>Source file: Other publishers/Files (500) (9).DOCX</w:t>
+        <w:t>Source file: Other publishers/Files (500) (24).DOCX</w:t>
       </w:r>
     </w:p>
     <w:p>
@@ -49,53 +49,45 @@
     </w:p>
     <w:p>
       <w:r>
-        <w:t>Radio Flyer hitches its little red wagon to the serene highs and scary lows of being a child. Collecting soda bottles, chasing frogs, seeing a double feature 12 times - that's the stuff of boyhood dreams circa 1969.</w:t>
+        <w:t>Time could have given us an exclusive resignation announcement from Fidel Castro (not just another conversation with the last clown prince of communism).</w:t>
         <w:br/>
-        <w:t>The monster stepfather with an empty six-pack and a piece of whipping cord - that's a nightmare circa anytime.</w:t>
+        <w:t>U.S. News &amp; World Report could have given us the secret to balancing the federal deficit (not just a challenging ''Budget Blaster'' game that lets C-SPANers at home try to cut it).</w:t>
         <w:br/>
-        <w:t>While far from perfect, this handsome, mock-nostalgic journey overcomes most bumps before hitting a huge barrier. Its fantasy ending is more appropriate to Peter Pan than a serious look at abuse.</w:t>
+        <w:t>And Newsweek could have included a new blue blazer and tie with every copy of its cover piece on how America has become a nation of slobs.</w:t>
         <w:br/>
-        <w:t>But Flyer has at least two small pleasures: Elijah Wood (Avalon) as older brother Mikey and Joseph Mazzello (Presumed Innocent) as Bobby. Potent kid- chemistry can make up for the iffiest moments.</w:t>
+        <w:t>But it wouldn't matter what any other magazine does this week. Nothing short of an O.J. confession could eclipse the mag world's most hyped, most overrated annual event -- the debut of Sports Illustrated's Swimsuit Issue.</w:t>
         <w:br/>
-        <w:t>In an intrusive flashback narrative, the adult Mike (an unbilled Tom Hanks) tells his two sons about how he and his brother began a new life in small-town California with their divorced mom (Lorraine Bracco, who sinks easily into her working-class role) and faithful German shepherd.</w:t>
+        <w:t>No serious magazine columnist can now risk not partaking in the critiquing of this 31-year-old cultural extravaganza. Every American knows what it really is -- a way for SI to use a little chaste sex to make millions while pretending to preview the latest swimwear.</w:t>
         <w:br/>
-        <w:t>Then ''the King'' arrives. Not Elvis, but a surly welder (Adam Baldwin) who marries their mother. He's the kind of man who needs a victim, and that victim is Bobby. The boys vow to keep the beatings a secret and devise an escape using Bobby's Red Flyer wagon.</w:t>
+        <w:t>To an amateur, if you've seen one SI swimsuit you've seen them all. But that's not true for Erin, the clerk at Smithfield News, Downtown, who's become a pro at reviewing swimwear spreads.</w:t>
         <w:br/>
-        <w:t>There are funny, warm moments such as the dangers of singing The Name Game using Buck: ''Buck, Buck, bo - oops!'' The shadowy scenes leading up to the violence are eerily done from a child's-eye view. But Hanks drones on and on about ''the Big Idea'' the boys are cooking up. Nothing short of the space shuttle could live up to the billing.</w:t>
+        <w:t>Though 1995's offering has 14 fewer pages than last's, it gets a 9 out of a possible 10 on the ErinMeter. ''It's A-OK,'' Erin says with Siskel &amp; Ebertian confidence. ''It's a nice mix of old and new models, with lots of blondes and swimsuits that you can actually swim in.''</w:t>
         <w:br/>
-        <w:t>The credits wisely end with an abuse hot line number. Too bad movies can't fly on good intentions alone.</w:t>
+        <w:t>Last year, SI shocked the swimsuit journalism world by using a few token male models. For '95, though, it's back to a traditional all-nubile lineup of rookies like cover girl Daniela and ''the statuesque Manon,'' plus veteran Hall of Fame swimsuiter Cheryl Tiegs.</w:t>
         <w:br/>
-        <w:t xml:space="preserve"> Radio Flyer</w:t>
+        <w:t>At 47, Tiegs may have lost a step or two when it comes to cavorting across a Costa Rican beach. But don't worry, SI's permanently inane caption writers say she can still shine ''like the sun in a minipleated Lycra maillot by Gottex ($ 106).''</w:t>
         <w:br/>
-        <w:t>## (out of four)</w:t>
+        <w:t>Speaking of long-running American sporting events, hating/loving Newt Gingrich is one that shows no signs of abating.</w:t>
         <w:br/>
-        <w:t>Elijah Wood … Mike</w:t>
+        <w:t>Newt appears in all his pudgy evilness on the cover of the March/April Mother Jones, the unstilled but slightly modulating voice of working-class progressivism. The cover article, ''10 Ways the Republicans Will Change Your Life,'' serves as a warning to MJ's still stunned readers.</w:t>
         <w:br/>
-        <w:t>Joseph Mazzello … Bobby</w:t>
+        <w:t>The list of things for progressive types to worry about, MJ says, includes having fewer tax dollars spent on entitlement programs, more difficulty in getting a safe and affordable abortion and less regulation of things like drugs (the medicinal kind).</w:t>
         <w:br/>
-        <w:t>Lorraine Bracco … Mary</w:t>
+        <w:t>Mother Jones is offering a special treat for the historically minded of every political stripe who missed the original Newt-bashing articles that it ran in the 1980s.</w:t>
         <w:br/>
-        <w:t>Adam Baldwin … The King</w:t>
+        <w:t>Send $ 3 to MJ at 731 Market St., Suite 6000, San Francisco 94103 and tell them you want the ''Newtpack,'' which includes David (''Reinventing Government'') Osborne's prescient 1984 profile.</w:t>
         <w:br/>
-        <w:t>A Columbia Pictures release. Produced by Lauren Shuler-Donner. Directed by Richard Donner. Written by David Mickey Evans. In theaters nationally. Rated PG-13 (violence against children, pets).</w:t>
-        <w:br/>
-        <w:br/>
-        <w:t>Notes</w:t>
-        <w:br/>
-        <w:br/>
-        <w:t>MOVIE REVIEWS;</w:t>
-        <w:br/>
-        <w:br/>
-        <w:t>Graphic</w:t>
-        <w:br/>
+        <w:t>Osborne's piece served as a major source for mainstream journalists when they scrambled to write their post-Nov. 8 articles on Gingrich.</w:t>
         <w:br/>
         <w:t xml:space="preserve"> </w:t>
         <w:br/>
-        <w:t>EAR PHOTO; color, John Shannon; PHOTO; color, John Shannon</w:t>
+        <w:t>As reported last week, Time and its art critic, Robert Hughes, went ga-ga over those 20,000-year-old cave drawings of horses and wooly rhinos that were found in France.</w:t>
         <w:br/>
-        <w:t xml:space="preserve"> </w:t>
+        <w:t>But if the paintings turn out to be fake, give credit to The Nation's always aberrant Alexander Cockburn for being first to suspect so in print.</w:t>
         <w:br/>
-        <w:t>CUTLINE: LORRAINE BRACCO: A working-class mom in 'Radio Flyer.' CUTLINE: 'FLYER' FAMILY: Lorraine Bracco is the mom of Elijah Wood, left, and Joseph Mazzello, who are tormented by their stepfather.</w:t>
+        <w:t>In the Feb. 20 Nation, he reminds us of many past art and archaeological forgeries that art experts were too quick to accept. He also quotes his own expert who says those nifty and unique drawings showing horses running had to be made by someone who'd experienced the photograph, which only 100 years ago stopped the movement of horses legs so artists could see what really was going on.</w:t>
+        <w:br/>
+        <w:t>And, sniff, sniff, let's all say goodbye to Garbage magazine, which has died and gone to the great magazine landfill not in your backyard. Seriously, Garbage probably was the best of a litter of environmental magazines born in the late 1980s -- mainly because it was equally skeptical of polluters and the environmental movement and many of its most treasured pseudo-scientific ideas.</w:t>
       </w:r>
     </w:p>
     <w:sectPr>
